--- a/testakten/robotikrecht-roboterflotte-vellbruck-muenchen/29_unterweisung_lagerpersonal.docx
+++ b/testakten/robotikrecht-roboterflotte-vellbruck-muenchen/29_unterweisung_lagerpersonal.docx
@@ -37,7 +37,7 @@
         <w:jc w:val="left"/>
       </w:pPr>
       <w:r>
-        <w:t>Dieses Aktenstück betrifft Betrieb, Schulung, Betriebsanweisung. Es ist nicht abschließend freigegeben. Die technische Seite spricht in Versionen, Tickets und Parametern; die rechtliche Seite muss daraus Rollen, Zweckbestimmung, Pflichtenkreis und Beweisrisiko bilden.</w:t>
+        <w:t>Dieser Vermerk bewertet den Unterweisungsstand des Lagerpersonals in Halle 12 und die Verantwortungsverteilung zwischen Betreiber und Vellbruck für Schulungsinhalte.</w:t>
       </w:r>
     </w:p>
     <w:p>
@@ -56,13 +56,7 @@
         <w:pStyle w:val="ListBullet"/>
       </w:pPr>
       <w:r>
-        <w:rPr>
-          <w:b/>
-        </w:rPr>
-        <w:t>Betrieb:</w:t>
-      </w:r>
-      <w:r>
-        <w:t xml:space="preserve"> Die Akte enthält hierzu widersprüchliche Hinweise. Für die rechtliche Bewertung muss geklärt werden, ob die Aussage aus Vertrag, Anleitung, Produktakte, Marketing, Logdaten oder nachträglicher Krisenkommunikation stammt.</w:t>
+        <w:t>Betrieb: Die Unterweisungspflicht im laufenden Betrieb trifft den Betreiber; Vellbruck schuldet geeignete Schulungsgrundlagen als Teil der Instruktion.</w:t>
       </w:r>
     </w:p>
     <w:p>
@@ -70,13 +64,7 @@
         <w:pStyle w:val="ListBullet"/>
       </w:pPr>
       <w:r>
-        <w:rPr>
-          <w:b/>
-        </w:rPr>
-        <w:t>Schulung:</w:t>
-      </w:r>
-      <w:r>
-        <w:t xml:space="preserve"> Die Akte enthält hierzu widersprüchliche Hinweise. Für die rechtliche Bewertung muss geklärt werden, ob die Aussage aus Vertrag, Anleitung, Produktakte, Marketing, Logdaten oder nachträglicher Krisenkommunikation stammt.</w:t>
+        <w:t>Schulung: Die Schulungsunterlagen decken Normalbetrieb und Störungsquittierung ab, nicht aber die Gefahrlagen des Unfalltags (reduziertes Schutzfeld, erhöhte Taktung).</w:t>
       </w:r>
     </w:p>
     <w:p>
@@ -84,13 +72,7 @@
         <w:pStyle w:val="ListBullet"/>
       </w:pPr>
       <w:r>
-        <w:rPr>
-          <w:b/>
-        </w:rPr>
-        <w:t>Betriebsanweisung:</w:t>
-      </w:r>
-      <w:r>
-        <w:t xml:space="preserve"> Die Akte enthält hierzu widersprüchliche Hinweise. Für die rechtliche Bewertung muss geklärt werden, ob die Aussage aus Vertrag, Anleitung, Produktakte, Marketing, Logdaten oder nachträglicher Krisenkommunikation stammt.</w:t>
+        <w:t>Betriebsanweisung: Eine hallenbezogene Betriebsanweisung für den Mischverkehr existiert nur als Aushang von 2025 ohne AMR-Bezug.</w:t>
       </w:r>
     </w:p>
     <w:p>
@@ -109,7 +91,7 @@
         <w:jc w:val="left"/>
       </w:pPr>
       <w:r>
-        <w:t>Die Unterlage ist bewusst nicht glatt: Vertrieb, Technik, Datenschutz, Qualitätssicherung und Geschäftsführung verwenden nicht immer dieselben Produktnamen. Gerade daraus entsteht das juristische Problem, weil Zweckbestimmung, tatsächliche Nutzung, Werbeaussage und Updatepraxis auseinanderlaufen.</w:t>
+        <w:t>Die letzte dokumentierte Unterweisung datiert vom 14.02.2026 und erfasste Schichtteam A; Schichtteam B, dem der Verletzte angehört, fehlt im Nachweis.</w:t>
       </w:r>
     </w:p>
     <w:p>
@@ -117,23 +99,7 @@
         <w:jc w:val="left"/>
       </w:pPr>
       <w:r>
-        <w:t>Für die rechtliche Bewertung müssen die technischen Annahmen jeweils mit der Produktakte abgeglichen werden. Eine Risikobeurteilung, die nur den Laborzustand beschreibt, trägt den Pilotbetrieb im Lager oder im Pflegezimmer nicht automatisch.</w:t>
-      </w:r>
-    </w:p>
-    <w:p>
-      <w:pPr>
-        <w:jc w:val="left"/>
-      </w:pPr>
-      <w:r>
-        <w:t>Die Akte enthält mehrere Spuren, die sich gegenseitig widersprechen: Der Betreiber spricht von einem autonomen Flottensystem, die CE-Unterlage von einem assistierten Transportmittel, die Marketingfolien von lernender Umgebungserkennung und die Bedienungsanleitung von festen Sicherheitszonen.</w:t>
-      </w:r>
-    </w:p>
-    <w:p>
-      <w:pPr>
-        <w:jc w:val="left"/>
-      </w:pPr>
-      <w:r>
-        <w:t>Die Kanzlei soll keine finale technische Konformität bescheinigen, sondern entscheiden, welche Unterlagen fehlen, welche Sofortmaßnahmen nötig sind und welche Aussagen gegenüber Behörde, Kunden, Versicherer und Betroffenen vertretbar sind.</w:t>
+        <w:t>Die Schulungsunterlagen stammen von Vellbruck, erwähnen aber weder das Admin-Menü noch das Verhalten bei reduziertem Schutzfeld.</w:t>
       </w:r>
     </w:p>
     <w:p>
@@ -152,10 +118,7 @@
         <w:pStyle w:val="Heading3"/>
       </w:pPr>
       <w:r>
-        <w:rPr>
-          <w:rFonts w:ascii="Times New Roman" w:hAnsi="Times New Roman"/>
-        </w:rPr>
-        <w:t>Punkt 1</w:t>
+        <w:t>Betrieb</w:t>
       </w:r>
     </w:p>
     <w:p>
@@ -163,7 +126,15 @@
         <w:jc w:val="left"/>
       </w:pPr>
       <w:r>
-        <w:t>Im Gespräch mit Leonie Rottkamp, Bertram Kiendl und Jasper Rodenwald wurde deutlich, dass die Produktlinie nicht mit einer einzigen rechtlichen Schublade erfasst werden kann. Die Vellbruck Robotics GmbH liefert Hardware, Steuerungssoftware, Cloudfunktionen, Wartung und gelegentlich eine kundenspezifische Parametrisierung. Beim Betreiber Münchner Feinlogistik GmbH wurden Schutzfelder verändert, ohne dass klar ist, ob dies vom Admin-Panel gedeckt oder nur technisch möglich war. Der Pflegepilot im St.-Ludgerus-Klinikum München-Sendling verschärft die Lage, weil dort Sensorik, vulnerable Personen und medizinische Nähe zusammentreffen.</w:t>
+        <w:t>Die Verantwortungsteilung wird schriftlich fixiert; für den Haftungsfall wird dokumentiert, welche Unterlagen Vellbruck wann übergeben hat.</w:t>
+      </w:r>
+    </w:p>
+    <w:p>
+      <w:pPr>
+        <w:pStyle w:val="Heading3"/>
+      </w:pPr>
+      <w:r>
+        <w:t>Schulung</w:t>
       </w:r>
     </w:p>
     <w:p>
@@ -171,7 +142,7 @@
         <w:jc w:val="left"/>
       </w:pPr>
       <w:r>
-        <w:t>Für die anwaltliche Bearbeitung sollte zu diesem Punkt eine Belegspur angelegt werden: Dokument, Version, Datum, Verfasser, technische Quelle, rechtliche Relevanz und offene Rückfrage. Besonders gefährlich sind Formulierungen wie „selbstlernend“, „voll autonom“, „MDR-ready“, „sicher ohne Schutzzaun“ oder „keine personenbezogenen Daten“, wenn die technische Dokumentation das nicht trägt.</w:t>
+        <w:t>Die Unterlagen werden um genau diese Szenarien ergänzt und dem Betreiber mit Nachweis übergeben; die Ergänzung wird Teil der Field-Action-Dokumentation.</w:t>
       </w:r>
     </w:p>
     <w:p>
@@ -179,10 +150,7 @@
         <w:pStyle w:val="Heading3"/>
       </w:pPr>
       <w:r>
-        <w:rPr>
-          <w:rFonts w:ascii="Times New Roman" w:hAnsi="Times New Roman"/>
-        </w:rPr>
-        <w:t>Punkt 2</w:t>
+        <w:t>Betriebsanweisung</w:t>
       </w:r>
     </w:p>
     <w:p>
@@ -190,150 +158,7 @@
         <w:jc w:val="left"/>
       </w:pPr>
       <w:r>
-        <w:t>Im Gespräch mit Leonie Rottkamp, Bertram Kiendl und Jasper Rodenwald wurde deutlich, dass die Produktlinie nicht mit einer einzigen rechtlichen Schublade erfasst werden kann. Die Vellbruck Robotics GmbH liefert Hardware, Steuerungssoftware, Cloudfunktionen, Wartung und gelegentlich eine kundenspezifische Parametrisierung. Beim Betreiber Münchner Feinlogistik GmbH wurden Schutzfelder verändert, ohne dass klar ist, ob dies vom Admin-Panel gedeckt oder nur technisch möglich war. Der Pflegepilot im St.-Ludgerus-Klinikum München-Sendling verschärft die Lage, weil dort Sensorik, vulnerable Personen und medizinische Nähe zusammentreffen.</w:t>
-      </w:r>
-    </w:p>
-    <w:p>
-      <w:pPr>
-        <w:jc w:val="left"/>
-      </w:pPr>
-      <w:r>
-        <w:t>Für die anwaltliche Bearbeitung sollte zu diesem Punkt eine Belegspur angelegt werden: Dokument, Version, Datum, Verfasser, technische Quelle, rechtliche Relevanz und offene Rückfrage. Besonders gefährlich sind Formulierungen wie „selbstlernend“, „voll autonom“, „MDR-ready“, „sicher ohne Schutzzaun“ oder „keine personenbezogenen Daten“, wenn die technische Dokumentation das nicht trägt.</w:t>
-      </w:r>
-    </w:p>
-    <w:p>
-      <w:pPr>
-        <w:pStyle w:val="Heading3"/>
-      </w:pPr>
-      <w:r>
-        <w:rPr>
-          <w:rFonts w:ascii="Times New Roman" w:hAnsi="Times New Roman"/>
-        </w:rPr>
-        <w:t>Punkt 3</w:t>
-      </w:r>
-    </w:p>
-    <w:p>
-      <w:pPr>
-        <w:jc w:val="left"/>
-      </w:pPr>
-      <w:r>
-        <w:t>Im Gespräch mit Leonie Rottkamp, Bertram Kiendl und Jasper Rodenwald wurde deutlich, dass die Produktlinie nicht mit einer einzigen rechtlichen Schublade erfasst werden kann. Die Vellbruck Robotics GmbH liefert Hardware, Steuerungssoftware, Cloudfunktionen, Wartung und gelegentlich eine kundenspezifische Parametrisierung. Beim Betreiber Münchner Feinlogistik GmbH wurden Schutzfelder verändert, ohne dass klar ist, ob dies vom Admin-Panel gedeckt oder nur technisch möglich war. Der Pflegepilot im St.-Ludgerus-Klinikum München-Sendling verschärft die Lage, weil dort Sensorik, vulnerable Personen und medizinische Nähe zusammentreffen.</w:t>
-      </w:r>
-    </w:p>
-    <w:p>
-      <w:pPr>
-        <w:jc w:val="left"/>
-      </w:pPr>
-      <w:r>
-        <w:t>Für die anwaltliche Bearbeitung sollte zu diesem Punkt eine Belegspur angelegt werden: Dokument, Version, Datum, Verfasser, technische Quelle, rechtliche Relevanz und offene Rückfrage. Besonders gefährlich sind Formulierungen wie „selbstlernend“, „voll autonom“, „MDR-ready“, „sicher ohne Schutzzaun“ oder „keine personenbezogenen Daten“, wenn die technische Dokumentation das nicht trägt.</w:t>
-      </w:r>
-    </w:p>
-    <w:p>
-      <w:pPr>
-        <w:pStyle w:val="Heading3"/>
-      </w:pPr>
-      <w:r>
-        <w:rPr>
-          <w:rFonts w:ascii="Times New Roman" w:hAnsi="Times New Roman"/>
-        </w:rPr>
-        <w:t>Punkt 4</w:t>
-      </w:r>
-    </w:p>
-    <w:p>
-      <w:pPr>
-        <w:jc w:val="left"/>
-      </w:pPr>
-      <w:r>
-        <w:t>Im Gespräch mit Leonie Rottkamp, Bertram Kiendl und Jasper Rodenwald wurde deutlich, dass die Produktlinie nicht mit einer einzigen rechtlichen Schublade erfasst werden kann. Die Vellbruck Robotics GmbH liefert Hardware, Steuerungssoftware, Cloudfunktionen, Wartung und gelegentlich eine kundenspezifische Parametrisierung. Beim Betreiber Münchner Feinlogistik GmbH wurden Schutzfelder verändert, ohne dass klar ist, ob dies vom Admin-Panel gedeckt oder nur technisch möglich war. Der Pflegepilot im St.-Ludgerus-Klinikum München-Sendling verschärft die Lage, weil dort Sensorik, vulnerable Personen und medizinische Nähe zusammentreffen.</w:t>
-      </w:r>
-    </w:p>
-    <w:p>
-      <w:pPr>
-        <w:jc w:val="left"/>
-      </w:pPr>
-      <w:r>
-        <w:t>Für die anwaltliche Bearbeitung sollte zu diesem Punkt eine Belegspur angelegt werden: Dokument, Version, Datum, Verfasser, technische Quelle, rechtliche Relevanz und offene Rückfrage. Besonders gefährlich sind Formulierungen wie „selbstlernend“, „voll autonom“, „MDR-ready“, „sicher ohne Schutzzaun“ oder „keine personenbezogenen Daten“, wenn die technische Dokumentation das nicht trägt.</w:t>
-      </w:r>
-    </w:p>
-    <w:p>
-      <w:pPr>
-        <w:pStyle w:val="Heading3"/>
-      </w:pPr>
-      <w:r>
-        <w:rPr>
-          <w:rFonts w:ascii="Times New Roman" w:hAnsi="Times New Roman"/>
-        </w:rPr>
-        <w:t>Punkt 5</w:t>
-      </w:r>
-    </w:p>
-    <w:p>
-      <w:pPr>
-        <w:jc w:val="left"/>
-      </w:pPr>
-      <w:r>
-        <w:t>Im Gespräch mit Leonie Rottkamp, Bertram Kiendl und Jasper Rodenwald wurde deutlich, dass die Produktlinie nicht mit einer einzigen rechtlichen Schublade erfasst werden kann. Die Vellbruck Robotics GmbH liefert Hardware, Steuerungssoftware, Cloudfunktionen, Wartung und gelegentlich eine kundenspezifische Parametrisierung. Beim Betreiber Münchner Feinlogistik GmbH wurden Schutzfelder verändert, ohne dass klar ist, ob dies vom Admin-Panel gedeckt oder nur technisch möglich war. Der Pflegepilot im St.-Ludgerus-Klinikum München-Sendling verschärft die Lage, weil dort Sensorik, vulnerable Personen und medizinische Nähe zusammentreffen.</w:t>
-      </w:r>
-    </w:p>
-    <w:p>
-      <w:pPr>
-        <w:jc w:val="left"/>
-      </w:pPr>
-      <w:r>
-        <w:t>Für die anwaltliche Bearbeitung sollte zu diesem Punkt eine Belegspur angelegt werden: Dokument, Version, Datum, Verfasser, technische Quelle, rechtliche Relevanz und offene Rückfrage. Besonders gefährlich sind Formulierungen wie „selbstlernend“, „voll autonom“, „MDR-ready“, „sicher ohne Schutzzaun“ oder „keine personenbezogenen Daten“, wenn die technische Dokumentation das nicht trägt.</w:t>
-      </w:r>
-    </w:p>
-    <w:p>
-      <w:pPr>
-        <w:pStyle w:val="Heading3"/>
-      </w:pPr>
-      <w:r>
-        <w:rPr>
-          <w:rFonts w:ascii="Times New Roman" w:hAnsi="Times New Roman"/>
-        </w:rPr>
-        <w:t>Punkt 6</w:t>
-      </w:r>
-    </w:p>
-    <w:p>
-      <w:pPr>
-        <w:jc w:val="left"/>
-      </w:pPr>
-      <w:r>
-        <w:t>Im Gespräch mit Leonie Rottkamp, Bertram Kiendl und Jasper Rodenwald wurde deutlich, dass die Produktlinie nicht mit einer einzigen rechtlichen Schublade erfasst werden kann. Die Vellbruck Robotics GmbH liefert Hardware, Steuerungssoftware, Cloudfunktionen, Wartung und gelegentlich eine kundenspezifische Parametrisierung. Beim Betreiber Münchner Feinlogistik GmbH wurden Schutzfelder verändert, ohne dass klar ist, ob dies vom Admin-Panel gedeckt oder nur technisch möglich war. Der Pflegepilot im St.-Ludgerus-Klinikum München-Sendling verschärft die Lage, weil dort Sensorik, vulnerable Personen und medizinische Nähe zusammentreffen.</w:t>
-      </w:r>
-    </w:p>
-    <w:p>
-      <w:pPr>
-        <w:jc w:val="left"/>
-      </w:pPr>
-      <w:r>
-        <w:t>Für die anwaltliche Bearbeitung sollte zu diesem Punkt eine Belegspur angelegt werden: Dokument, Version, Datum, Verfasser, technische Quelle, rechtliche Relevanz und offene Rückfrage. Besonders gefährlich sind Formulierungen wie „selbstlernend“, „voll autonom“, „MDR-ready“, „sicher ohne Schutzzaun“ oder „keine personenbezogenen Daten“, wenn die technische Dokumentation das nicht trägt.</w:t>
-      </w:r>
-    </w:p>
-    <w:p>
-      <w:pPr>
-        <w:pStyle w:val="Heading3"/>
-      </w:pPr>
-      <w:r>
-        <w:rPr>
-          <w:rFonts w:ascii="Times New Roman" w:hAnsi="Times New Roman"/>
-        </w:rPr>
-        <w:t>Punkt 7</w:t>
-      </w:r>
-    </w:p>
-    <w:p>
-      <w:pPr>
-        <w:jc w:val="left"/>
-      </w:pPr>
-      <w:r>
-        <w:t>Im Gespräch mit Leonie Rottkamp, Bertram Kiendl und Jasper Rodenwald wurde deutlich, dass die Produktlinie nicht mit einer einzigen rechtlichen Schublade erfasst werden kann. Die Vellbruck Robotics GmbH liefert Hardware, Steuerungssoftware, Cloudfunktionen, Wartung und gelegentlich eine kundenspezifische Parametrisierung. Beim Betreiber Münchner Feinlogistik GmbH wurden Schutzfelder verändert, ohne dass klar ist, ob dies vom Admin-Panel gedeckt oder nur technisch möglich war. Der Pflegepilot im St.-Ludgerus-Klinikum München-Sendling verschärft die Lage, weil dort Sensorik, vulnerable Personen und medizinische Nähe zusammentreffen.</w:t>
-      </w:r>
-    </w:p>
-    <w:p>
-      <w:pPr>
-        <w:jc w:val="left"/>
-      </w:pPr>
-      <w:r>
-        <w:t>Für die anwaltliche Bearbeitung sollte zu diesem Punkt eine Belegspur angelegt werden: Dokument, Version, Datum, Verfasser, technische Quelle, rechtliche Relevanz und offene Rückfrage. Besonders gefährlich sind Formulierungen wie „selbstlernend“, „voll autonom“, „MDR-ready“, „sicher ohne Schutzzaun“ oder „keine personenbezogenen Daten“, wenn die technische Dokumentation das nicht trägt.</w:t>
+        <w:t>Dem Betreiber wird ein Muster für eine AMR-Betriebsanweisung bereitgestellt; die Verantwortung für Erlass und Aushang verbleibt bei ihm.</w:t>
       </w:r>
     </w:p>
     <w:p>
@@ -352,7 +177,7 @@
         <w:pStyle w:val="ListBullet"/>
       </w:pPr>
       <w:r>
-        <w:t>Welche Firmware war am Unfalltag tatsächlich aktiv?</w:t>
+        <w:t>Warum fehlt Schichtteam B im Unterweisungsnachweis?</w:t>
       </w:r>
     </w:p>
     <w:p>
@@ -360,7 +185,7 @@
         <w:pStyle w:val="ListBullet"/>
       </w:pPr>
       <w:r>
-        <w:t>Welche Zweckbestimmung steht in der final ausgelieferten Anleitung?</w:t>
+        <w:t>Wann wurden die Schulungsunterlagen dem Betreiber zuletzt aktualisiert übergeben?</w:t>
       </w:r>
     </w:p>
     <w:p>
@@ -368,23 +193,7 @@
         <w:pStyle w:val="ListBullet"/>
       </w:pPr>
       <w:r>
-        <w:t>Welche Schutzfeldänderungen waren technisch möglich und vertraglich erlaubt?</w:t>
-      </w:r>
-    </w:p>
-    <w:p>
-      <w:pPr>
-        <w:pStyle w:val="ListBullet"/>
-      </w:pPr>
-      <w:r>
-        <w:t>Welche personenbezogenen Daten werden lokal, in der Cloud und in Supporttickets verarbeitet?</w:t>
-      </w:r>
-    </w:p>
-    <w:p>
-      <w:pPr>
-        <w:pStyle w:val="ListBullet"/>
-      </w:pPr>
-      <w:r>
-        <w:t>Welche Aussagen wurden gegenüber Kunden, Behörde und Versicherer bereits gemacht?</w:t>
+        <w:t>Existiert eine Gefährdungsbeurteilung des Betreibers für den Mischverkehr?</w:t>
       </w:r>
     </w:p>
     <w:sectPr>
